--- a/src/main/resources/templates/BienBanKiemTraSauKhiChoVay.docx
+++ b/src/main/resources/templates/BienBanKiemTraSauKhiChoVay.docx
@@ -248,7 +248,14 @@
           <w:sz w:val="24"/>
         </w:rPr>
         <w:tab/>
-        <w:t>Họ và tên cán bộ kiểm tra: …………………………………………………………. ………..…………………………………………………………………………………......</w:t>
+        <w:t xml:space="preserve">Họ và tên cán bộ kiểm tra: </w:t>
+      </w:r>
+      <w:r>
+        <w:rPr>
+          <w:rFonts w:ascii="Times New Roman" w:hAnsi="Times New Roman"/>
+          <w:sz w:val="24"/>
+        </w:rPr>
+        <w:t>{{canBoTD}} – Cán bộ tín dụng Quỹ tín dụng Nhân Dân Thái Học.</w:t>
       </w:r>
     </w:p>
     <w:p>
@@ -335,20 +342,84 @@
         </w:rPr>
         <w:t>- Số CC/CCCD: {{cccdkh}}</w:t>
       </w:r>
+      <w:r>
+        <w:rPr>
+          <w:rFonts w:ascii="Times New Roman" w:hAnsi="Times New Roman"/>
+          <w:sz w:val="24"/>
+        </w:rPr>
+        <w:t xml:space="preserve">;  </w:t>
+      </w:r>
+      <w:r>
+        <w:rPr>
+          <w:rFonts w:ascii="Times New Roman" w:hAnsi="Times New Roman"/>
+          <w:sz w:val="24"/>
+        </w:rPr>
+        <w:t>Ngày cấp: {{nckh}}</w:t>
+      </w:r>
+      <w:r>
+        <w:rPr>
+          <w:rFonts w:ascii="Times New Roman" w:hAnsi="Times New Roman"/>
+          <w:sz w:val="24"/>
+        </w:rPr>
+        <w:t xml:space="preserve">;  </w:t>
+      </w:r>
+      <w:r>
+        <w:rPr>
+          <w:rFonts w:ascii="Times New Roman" w:hAnsi="Times New Roman"/>
+          <w:sz w:val="24"/>
+        </w:rPr>
+        <w:t xml:space="preserve">Nơi cấp: </w:t>
+      </w:r>
+      <w:r>
+        <w:rPr>
+          <w:rFonts w:ascii="Times New Roman" w:hAnsi="Times New Roman"/>
+          <w:sz w:val="24"/>
+          <w:szCs w:val="26"/>
+        </w:rPr>
+        <w:t>{{nccccdkh}}</w:t>
+      </w:r>
     </w:p>
     <w:p>
       <w:pPr>
         <w:rPr>
           <w:rFonts w:ascii="Times New Roman" w:hAnsi="Times New Roman"/>
           <w:sz w:val="24"/>
-        </w:rPr>
-      </w:pPr>
-      <w:r>
-        <w:rPr>
-          <w:rFonts w:ascii="Times New Roman" w:hAnsi="Times New Roman"/>
-          <w:sz w:val="24"/>
-        </w:rPr>
-        <w:t>- Ngày cấp: {{nckh}}</w:t>
+          <w:szCs w:val="26"/>
+        </w:rPr>
+      </w:pPr>
+      <w:r>
+        <w:rPr>
+          <w:rFonts w:ascii="Times New Roman" w:hAnsi="Times New Roman"/>
+          <w:b/>
+          <w:sz w:val="24"/>
+          <w:szCs w:val="26"/>
+        </w:rPr>
+        <w:t>2. Ông/bà</w:t>
+      </w:r>
+      <w:r>
+        <w:rPr>
+          <w:rFonts w:ascii="Times New Roman" w:hAnsi="Times New Roman"/>
+          <w:b/>
+          <w:sz w:val="24"/>
+          <w:szCs w:val="26"/>
+        </w:rPr>
+        <w:t>:</w:t>
+      </w:r>
+      <w:r>
+        <w:rPr>
+          <w:rFonts w:ascii="Times New Roman" w:hAnsi="Times New Roman"/>
+          <w:sz w:val="24"/>
+          <w:szCs w:val="26"/>
+        </w:rPr>
+        <w:t xml:space="preserve">                 </w:t>
+      </w:r>
+      <w:r>
+        <w:rPr>
+          <w:rFonts w:ascii="Times New Roman" w:hAnsi="Times New Roman"/>
+          <w:sz w:val="24"/>
+          <w:szCs w:val="26"/>
+        </w:rPr>
+        <w:t>{{ntkh}}</w:t>
       </w:r>
     </w:p>
     <w:p>
@@ -363,16 +434,9 @@
         <w:rPr>
           <w:rFonts w:ascii="Times New Roman" w:hAnsi="Times New Roman"/>
           <w:sz w:val="24"/>
-        </w:rPr>
-        <w:t xml:space="preserve">- Nơi cấp: </w:t>
-      </w:r>
-      <w:r>
-        <w:rPr>
-          <w:rFonts w:ascii="Times New Roman" w:hAnsi="Times New Roman"/>
-          <w:sz w:val="24"/>
-          <w:szCs w:val="26"/>
-        </w:rPr>
-        <w:t>{{nccccdkh}}</w:t>
+          <w:szCs w:val="26"/>
+        </w:rPr>
+        <w:t>- Quan hệ với người được cấp tín dụng: {{qh}}</w:t>
       </w:r>
     </w:p>
     <w:p>
@@ -386,36 +450,10 @@
       <w:r>
         <w:rPr>
           <w:rFonts w:ascii="Times New Roman" w:hAnsi="Times New Roman"/>
-          <w:b/>
-          <w:sz w:val="24"/>
-          <w:szCs w:val="26"/>
-        </w:rPr>
-        <w:t>2. Ông/bà</w:t>
-      </w:r>
-      <w:r>
-        <w:rPr>
-          <w:rFonts w:ascii="Times New Roman" w:hAnsi="Times New Roman"/>
-          <w:b/>
-          <w:sz w:val="24"/>
-          <w:szCs w:val="26"/>
-        </w:rPr>
-        <w:t>:</w:t>
-      </w:r>
-      <w:r>
-        <w:rPr>
-          <w:rFonts w:ascii="Times New Roman" w:hAnsi="Times New Roman"/>
-          <w:sz w:val="24"/>
-          <w:szCs w:val="26"/>
-        </w:rPr>
-        <w:t xml:space="preserve">                 </w:t>
-      </w:r>
-      <w:r>
-        <w:rPr>
-          <w:rFonts w:ascii="Times New Roman" w:hAnsi="Times New Roman"/>
-          <w:sz w:val="24"/>
-          <w:szCs w:val="26"/>
-        </w:rPr>
-        <w:t>{{ntkh}}</w:t>
+          <w:sz w:val="24"/>
+          <w:szCs w:val="26"/>
+        </w:rPr>
+        <w:t>- Hộ khẩu thường trú: {{ttnt}}</w:t>
       </w:r>
     </w:p>
     <w:p>
@@ -432,7 +470,39 @@
           <w:sz w:val="24"/>
           <w:szCs w:val="26"/>
         </w:rPr>
-        <w:t>- Quan hệ với người được cấp tín dụng: {{qh}}</w:t>
+        <w:t>- Số CC/CCCD: {{cccdnt}}</w:t>
+      </w:r>
+      <w:r>
+        <w:rPr>
+          <w:rFonts w:ascii="Times New Roman" w:hAnsi="Times New Roman"/>
+          <w:sz w:val="24"/>
+          <w:szCs w:val="26"/>
+        </w:rPr>
+        <w:t xml:space="preserve">;  </w:t>
+      </w:r>
+      <w:r>
+        <w:rPr>
+          <w:rFonts w:ascii="Times New Roman" w:hAnsi="Times New Roman"/>
+          <w:sz w:val="24"/>
+          <w:szCs w:val="26"/>
+        </w:rPr>
+        <w:t>Ngày cấp: {{nccccdnt}}</w:t>
+      </w:r>
+      <w:r>
+        <w:rPr>
+          <w:rFonts w:ascii="Times New Roman" w:hAnsi="Times New Roman"/>
+          <w:sz w:val="24"/>
+          <w:szCs w:val="26"/>
+        </w:rPr>
+        <w:t xml:space="preserve">;  </w:t>
+      </w:r>
+      <w:r>
+        <w:rPr>
+          <w:rFonts w:ascii="Times New Roman" w:hAnsi="Times New Roman"/>
+          <w:sz w:val="24"/>
+          <w:szCs w:val="26"/>
+        </w:rPr>
+        <w:t>Nơi cấp: {{nccccdnt}}</w:t>
       </w:r>
     </w:p>
     <w:p>
@@ -449,7 +519,7 @@
           <w:sz w:val="24"/>
           <w:szCs w:val="26"/>
         </w:rPr>
-        <w:t>- Hộ khẩu thường trú: {{ttnt}}</w:t>
+        <w:t>Theo hợp đồng tín dụng số: {{shdtd}} ngày {{day}} tháng {{month}} năm {{year}}.</w:t>
       </w:r>
     </w:p>
     <w:p>
@@ -466,7 +536,7 @@
           <w:sz w:val="24"/>
           <w:szCs w:val="26"/>
         </w:rPr>
-        <w:t>- Số CC/CCCD: {{cccdnt}}</w:t>
+        <w:t>Tổng số tiền vay: {{tienso}}</w:t>
       </w:r>
     </w:p>
     <w:p>
@@ -483,41 +553,62 @@
           <w:sz w:val="24"/>
           <w:szCs w:val="26"/>
         </w:rPr>
-        <w:t>- Ngày cấp: {{nccccdnt}}</w:t>
+        <w:t>Số dư nợ cho vay đến ngày kiể</w:t>
+      </w:r>
+      <w:r>
+        <w:rPr>
+          <w:rFonts w:ascii="Times New Roman" w:hAnsi="Times New Roman"/>
+          <w:sz w:val="24"/>
+          <w:szCs w:val="26"/>
+        </w:rPr>
+        <w:t>m tra: …………………..............</w:t>
       </w:r>
     </w:p>
     <w:p>
       <w:pPr>
         <w:rPr>
           <w:rFonts w:ascii="Times New Roman" w:hAnsi="Times New Roman"/>
-          <w:sz w:val="24"/>
-          <w:szCs w:val="26"/>
-        </w:rPr>
-      </w:pPr>
-      <w:r>
-        <w:rPr>
-          <w:rFonts w:ascii="Times New Roman" w:hAnsi="Times New Roman"/>
-          <w:sz w:val="24"/>
-          <w:szCs w:val="26"/>
-        </w:rPr>
-        <w:t>- Nơi cấp: {{nccccdnt}}</w:t>
+          <w:b/>
+          <w:sz w:val="24"/>
+          <w:szCs w:val="26"/>
+        </w:rPr>
+      </w:pPr>
+      <w:r>
+        <w:rPr>
+          <w:rFonts w:ascii="Times New Roman" w:hAnsi="Times New Roman"/>
+          <w:b/>
+          <w:sz w:val="24"/>
+          <w:szCs w:val="26"/>
+        </w:rPr>
+        <w:t>II. Nội dung kiêm tra:</w:t>
       </w:r>
     </w:p>
     <w:p>
       <w:pPr>
         <w:rPr>
           <w:rFonts w:ascii="Times New Roman" w:hAnsi="Times New Roman"/>
-          <w:sz w:val="24"/>
-          <w:szCs w:val="26"/>
-        </w:rPr>
-      </w:pPr>
-      <w:r>
-        <w:rPr>
-          <w:rFonts w:ascii="Times New Roman" w:hAnsi="Times New Roman"/>
-          <w:sz w:val="24"/>
-          <w:szCs w:val="26"/>
-        </w:rPr>
-        <w:t>Theo hợp đồng tín dụng số: {{shdtd}} ngày {{day}} tháng {{month}} năm {{year}}.</w:t>
+          <w:b/>
+          <w:sz w:val="24"/>
+          <w:szCs w:val="26"/>
+        </w:rPr>
+      </w:pPr>
+      <w:r>
+        <w:rPr>
+          <w:rFonts w:ascii="Times New Roman" w:hAnsi="Times New Roman"/>
+          <w:b/>
+          <w:sz w:val="24"/>
+          <w:szCs w:val="26"/>
+        </w:rPr>
+        <w:t>1. Mục đích sử dụng vố</w:t>
+      </w:r>
+      <w:r>
+        <w:rPr>
+          <w:rFonts w:ascii="Times New Roman" w:hAnsi="Times New Roman"/>
+          <w:b/>
+          <w:sz w:val="24"/>
+          <w:szCs w:val="26"/>
+        </w:rPr>
+        <w:t>n:</w:t>
       </w:r>
     </w:p>
     <w:p>
@@ -534,7 +625,23 @@
           <w:sz w:val="24"/>
           <w:szCs w:val="26"/>
         </w:rPr>
-        <w:t>Tổng số tiền vay: {{tienso}}</w:t>
+        <w:t xml:space="preserve">- Mục đích khi vay (ghi trên hợp đồng tín dụng): </w:t>
+      </w:r>
+      <w:r>
+        <w:rPr>
+          <w:rFonts w:ascii="Times New Roman" w:hAnsi="Times New Roman"/>
+          <w:sz w:val="24"/>
+          <w:szCs w:val="26"/>
+        </w:rPr>
+        <w:t xml:space="preserve"> </w:t>
+      </w:r>
+      <w:r>
+        <w:rPr>
+          <w:rFonts w:ascii="Times New Roman" w:hAnsi="Times New Roman"/>
+          <w:sz w:val="24"/>
+          <w:szCs w:val="26"/>
+        </w:rPr>
+        <w:t>{{mdvay}}</w:t>
       </w:r>
     </w:p>
     <w:p>
@@ -548,108 +655,10 @@
       <w:r>
         <w:rPr>
           <w:rFonts w:ascii="Times New Roman" w:hAnsi="Times New Roman"/>
-          <w:sz w:val="24"/>
-          <w:szCs w:val="26"/>
-        </w:rPr>
-        <w:t>Số dư nợ cho vay đến ngày kiểm tra: {{tienso}}</w:t>
-      </w:r>
-    </w:p>
-    <w:p>
-      <w:pPr>
-        <w:rPr>
-          <w:rFonts w:ascii="Times New Roman" w:hAnsi="Times New Roman"/>
-          <w:b/>
-          <w:sz w:val="24"/>
-          <w:szCs w:val="26"/>
-        </w:rPr>
-      </w:pPr>
-      <w:r>
-        <w:rPr>
-          <w:rFonts w:ascii="Times New Roman" w:hAnsi="Times New Roman"/>
-          <w:b/>
-          <w:sz w:val="24"/>
-          <w:szCs w:val="26"/>
-        </w:rPr>
-        <w:t>II. Nội dung kiêm tra:</w:t>
-      </w:r>
-    </w:p>
-    <w:p>
-      <w:pPr>
-        <w:rPr>
-          <w:rFonts w:ascii="Times New Roman" w:hAnsi="Times New Roman"/>
-          <w:b/>
-          <w:sz w:val="24"/>
-          <w:szCs w:val="26"/>
-        </w:rPr>
-      </w:pPr>
-      <w:r>
-        <w:rPr>
-          <w:rFonts w:ascii="Times New Roman" w:hAnsi="Times New Roman"/>
-          <w:b/>
-          <w:sz w:val="24"/>
-          <w:szCs w:val="26"/>
-        </w:rPr>
-        <w:t>1. Mục đích sử dụng vố</w:t>
-      </w:r>
-      <w:r>
-        <w:rPr>
-          <w:rFonts w:ascii="Times New Roman" w:hAnsi="Times New Roman"/>
-          <w:b/>
-          <w:sz w:val="24"/>
-          <w:szCs w:val="26"/>
-        </w:rPr>
-        <w:t>n:</w:t>
-      </w:r>
-    </w:p>
-    <w:p>
-      <w:pPr>
-        <w:rPr>
-          <w:rFonts w:ascii="Times New Roman" w:hAnsi="Times New Roman"/>
-          <w:sz w:val="24"/>
-          <w:szCs w:val="26"/>
-        </w:rPr>
-      </w:pPr>
-      <w:r>
-        <w:rPr>
-          <w:rFonts w:ascii="Times New Roman" w:hAnsi="Times New Roman"/>
-          <w:sz w:val="24"/>
-          <w:szCs w:val="26"/>
-        </w:rPr>
-        <w:t xml:space="preserve">- Mục đích khi vay (ghi trên hợp đồng tín dụng): </w:t>
-      </w:r>
-      <w:r>
-        <w:rPr>
-          <w:rFonts w:ascii="Times New Roman" w:hAnsi="Times New Roman"/>
-          <w:sz w:val="24"/>
-          <w:szCs w:val="26"/>
-        </w:rPr>
-        <w:t xml:space="preserve"> </w:t>
-      </w:r>
-      <w:r>
-        <w:rPr>
-          <w:rFonts w:ascii="Times New Roman" w:hAnsi="Times New Roman"/>
-          <w:sz w:val="24"/>
-          <w:szCs w:val="26"/>
-        </w:rPr>
-        <w:t>{{mdvay}}</w:t>
-      </w:r>
-    </w:p>
-    <w:p>
-      <w:pPr>
-        <w:rPr>
-          <w:rFonts w:ascii="Times New Roman" w:hAnsi="Times New Roman"/>
-          <w:sz w:val="24"/>
-          <w:szCs w:val="26"/>
-        </w:rPr>
-      </w:pPr>
-      <w:r>
-        <w:rPr>
-          <w:rFonts w:ascii="Times New Roman" w:hAnsi="Times New Roman"/>
-          <w:noProof/>
-          <w:sz w:val="24"/>
-          <w:szCs w:val="26"/>
-        </w:rPr>
-        <w:lastRenderedPageBreak/>
+          <w:noProof/>
+          <w:sz w:val="24"/>
+          <w:szCs w:val="26"/>
+        </w:rPr>
         <mc:AlternateContent>
           <mc:Choice Requires="wps">
             <w:drawing>
@@ -1092,6 +1101,7 @@
           <w:sz w:val="24"/>
           <w:szCs w:val="26"/>
         </w:rPr>
+        <w:lastRenderedPageBreak/>
         <w:t>3. Thực trạng của tài sản đảm bảo tiền vay:</w:t>
       </w:r>
     </w:p>
@@ -3123,7 +3133,7 @@
           <w:sz w:val="24"/>
           <w:szCs w:val="26"/>
         </w:rPr>
-        <w:t xml:space="preserve">                    </w:t>
+        <w:t xml:space="preserve">                 </w:t>
       </w:r>
       <w:r>
         <w:rPr>
@@ -3194,65 +3204,107 @@
           <w:sz w:val="24"/>
           <w:szCs w:val="26"/>
         </w:rPr>
-        <w:t xml:space="preserve">       </w:t>
+        <w:t xml:space="preserve"> </w:t>
+      </w:r>
+      <w:r>
+        <w:rPr>
+          <w:rFonts w:ascii="Times New Roman" w:hAnsi="Times New Roman"/>
+          <w:i/>
+          <w:noProof/>
+          <w:sz w:val="24"/>
+          <w:szCs w:val="26"/>
+        </w:rPr>
+        <w:t>(ký, ghi rõ họ tên)</w:t>
+      </w:r>
+    </w:p>
+    <w:p>
+      <w:pPr>
+        <w:rPr>
+          <w:rFonts w:ascii="Times New Roman" w:hAnsi="Times New Roman"/>
+          <w:i/>
+          <w:noProof/>
+          <w:sz w:val="24"/>
+          <w:szCs w:val="26"/>
+        </w:rPr>
+      </w:pPr>
+      <w:r>
+        <w:rPr>
+          <w:rFonts w:ascii="Times New Roman" w:hAnsi="Times New Roman"/>
+          <w:i/>
+          <w:noProof/>
+          <w:sz w:val="24"/>
+          <w:szCs w:val="26"/>
+        </w:rPr>
+        <w:t>(Sử dụng trong trường hợp khoản vay được</w:t>
+      </w:r>
+    </w:p>
+    <w:p>
+      <w:pPr>
+        <w:rPr>
+          <w:rFonts w:ascii="Times New Roman" w:hAnsi="Times New Roman"/>
+          <w:noProof/>
+          <w:sz w:val="24"/>
+          <w:szCs w:val="26"/>
+        </w:rPr>
+      </w:pPr>
+      <w:r>
+        <w:rPr>
+          <w:rFonts w:ascii="Times New Roman" w:hAnsi="Times New Roman"/>
+          <w:i/>
+          <w:noProof/>
+          <w:sz w:val="24"/>
+          <w:szCs w:val="26"/>
+        </w:rPr>
+        <w:t>bảo đảm bằng tài sản của bên thứ ba)</w:t>
+      </w:r>
+      <w:r>
+        <w:rPr>
+          <w:rFonts w:ascii="Times New Roman" w:hAnsi="Times New Roman"/>
+          <w:i/>
+          <w:noProof/>
+          <w:sz w:val="24"/>
+          <w:szCs w:val="26"/>
+        </w:rPr>
+        <w:t xml:space="preserve">                                                         </w:t>
       </w:r>
       <w:bookmarkStart w:id="0" w:name="_GoBack"/>
       <w:bookmarkEnd w:id="0"/>
       <w:r>
         <w:rPr>
           <w:rFonts w:ascii="Times New Roman" w:hAnsi="Times New Roman"/>
+          <w:b/>
           <w:i/>
           <w:noProof/>
           <w:sz w:val="24"/>
           <w:szCs w:val="26"/>
         </w:rPr>
-        <w:t>(ký, ghi rõ họ tên)</w:t>
-      </w:r>
-    </w:p>
-    <w:p>
-      <w:pPr>
-        <w:rPr>
-          <w:rFonts w:ascii="Times New Roman" w:hAnsi="Times New Roman"/>
+        <w:t>{{canBoTD</w:t>
+      </w:r>
+      <w:r>
+        <w:rPr>
+          <w:rFonts w:ascii="Times New Roman" w:hAnsi="Times New Roman"/>
+          <w:b/>
           <w:i/>
           <w:noProof/>
           <w:sz w:val="24"/>
           <w:szCs w:val="26"/>
         </w:rPr>
-      </w:pPr>
-      <w:r>
-        <w:rPr>
-          <w:rFonts w:ascii="Times New Roman" w:hAnsi="Times New Roman"/>
+        <w:t>VT</w:t>
+      </w:r>
+      <w:r>
+        <w:rPr>
+          <w:rFonts w:ascii="Times New Roman" w:hAnsi="Times New Roman"/>
+          <w:b/>
           <w:i/>
           <w:noProof/>
           <w:sz w:val="24"/>
           <w:szCs w:val="26"/>
         </w:rPr>
-        <w:t>(Sử dụng trong trường hợp khoản vay được</w:t>
-      </w:r>
-    </w:p>
-    <w:p>
-      <w:pPr>
-        <w:rPr>
-          <w:rFonts w:ascii="Times New Roman" w:hAnsi="Times New Roman"/>
-          <w:i/>
-          <w:noProof/>
-          <w:sz w:val="24"/>
-          <w:szCs w:val="26"/>
-        </w:rPr>
-      </w:pPr>
-      <w:r>
-        <w:rPr>
-          <w:rFonts w:ascii="Times New Roman" w:hAnsi="Times New Roman"/>
-          <w:i/>
-          <w:noProof/>
-          <w:sz w:val="24"/>
-          <w:szCs w:val="26"/>
-        </w:rPr>
-        <w:t>bảo đảm bằng tài sản của bên thứ ba)</w:t>
+        <w:t>}}</w:t>
       </w:r>
     </w:p>
     <w:sectPr>
-      <w:pgSz w:w="12240" w:h="15840"/>
+      <w:pgSz w:w="11906" w:h="16838" w:code="9"/>
       <w:pgMar w:top="1440" w:right="1440" w:bottom="1440" w:left="1440" w:header="720" w:footer="720" w:gutter="0"/>
       <w:cols w:space="720"/>
       <w:docGrid w:linePitch="360"/>

--- a/src/main/resources/templates/BienBanKiemTraSauKhiChoVay.docx
+++ b/src/main/resources/templates/BienBanKiemTraSauKhiChoVay.docx
@@ -207,31 +207,22 @@
       <w:r>
         <w:rPr>
           <w:rFonts w:ascii="Times New Roman" w:hAnsi="Times New Roman"/>
-          <w:b/>
-          <w:sz w:val="24"/>
-        </w:rPr>
-        <w:tab/>
-      </w:r>
-      <w:r>
-        <w:rPr>
-          <w:rFonts w:ascii="Times New Roman" w:hAnsi="Times New Roman"/>
-          <w:sz w:val="24"/>
-        </w:rPr>
-        <w:t xml:space="preserve">Hôm nay: </w:t>
-      </w:r>
-      <w:r>
-        <w:rPr>
-          <w:rFonts w:ascii="Times New Roman" w:hAnsi="Times New Roman"/>
-          <w:sz w:val="24"/>
-        </w:rPr>
-        <w:tab/>
-      </w:r>
-      <w:r>
-        <w:rPr>
-          <w:rFonts w:ascii="Times New Roman" w:hAnsi="Times New Roman"/>
-          <w:sz w:val="24"/>
-        </w:rPr>
-        <w:tab/>
+          <w:sz w:val="24"/>
+        </w:rPr>
+        <w:t xml:space="preserve">                                    Hôm nay:…….</w:t>
+      </w:r>
+      <w:r>
+        <w:rPr>
+          <w:rFonts w:ascii="Times New Roman" w:hAnsi="Times New Roman"/>
+          <w:sz w:val="24"/>
+        </w:rPr>
+        <w:t xml:space="preserve"> </w:t>
+      </w:r>
+      <w:r>
+        <w:rPr>
+          <w:rFonts w:ascii="Times New Roman" w:hAnsi="Times New Roman"/>
+          <w:sz w:val="24"/>
+        </w:rPr>
         <w:t>Ngày …… tháng …. năm ………..</w:t>
       </w:r>
     </w:p>
@@ -279,23 +270,17 @@
       <w:pPr>
         <w:rPr>
           <w:rFonts w:ascii="Times New Roman" w:hAnsi="Times New Roman"/>
-          <w:sz w:val="24"/>
-        </w:rPr>
-      </w:pPr>
-      <w:r>
-        <w:rPr>
-          <w:rFonts w:ascii="Times New Roman" w:hAnsi="Times New Roman"/>
-          <w:b/>
-          <w:sz w:val="24"/>
-        </w:rPr>
-        <w:t xml:space="preserve">1. Ông/bà:                   </w:t>
-      </w:r>
-      <w:r>
-        <w:rPr>
-          <w:rFonts w:ascii="Times New Roman" w:hAnsi="Times New Roman"/>
-          <w:sz w:val="24"/>
-        </w:rPr>
-        <w:t>{{kh}}</w:t>
+          <w:b/>
+          <w:sz w:val="24"/>
+        </w:rPr>
+      </w:pPr>
+      <w:r>
+        <w:rPr>
+          <w:rFonts w:ascii="Times New Roman" w:hAnsi="Times New Roman"/>
+          <w:b/>
+          <w:sz w:val="24"/>
+        </w:rPr>
+        <w:t>1. Ông/bà: {{kh}}</w:t>
       </w:r>
     </w:p>
     <w:p>
@@ -383,6 +368,7 @@
       <w:pPr>
         <w:rPr>
           <w:rFonts w:ascii="Times New Roman" w:hAnsi="Times New Roman"/>
+          <w:b/>
           <w:sz w:val="24"/>
           <w:szCs w:val="26"/>
         </w:rPr>
@@ -411,11 +397,12 @@
           <w:sz w:val="24"/>
           <w:szCs w:val="26"/>
         </w:rPr>
-        <w:t xml:space="preserve">                 </w:t>
-      </w:r>
-      <w:r>
-        <w:rPr>
-          <w:rFonts w:ascii="Times New Roman" w:hAnsi="Times New Roman"/>
+        <w:t xml:space="preserve"> </w:t>
+      </w:r>
+      <w:r>
+        <w:rPr>
+          <w:rFonts w:ascii="Times New Roman" w:hAnsi="Times New Roman"/>
+          <w:b/>
           <w:sz w:val="24"/>
           <w:szCs w:val="26"/>
         </w:rPr>
@@ -562,6 +549,14 @@
           <w:szCs w:val="26"/>
         </w:rPr>
         <w:t>m tra: …………………..............</w:t>
+      </w:r>
+      <w:r>
+        <w:rPr>
+          <w:rFonts w:ascii="Times New Roman" w:hAnsi="Times New Roman"/>
+          <w:sz w:val="24"/>
+          <w:szCs w:val="26"/>
+        </w:rPr>
+        <w:t>đồng.</w:t>
       </w:r>
     </w:p>
     <w:p>
@@ -905,7 +900,63 @@
           <w:sz w:val="24"/>
           <w:szCs w:val="26"/>
         </w:rPr>
-        <w:t>………………………………………………………………………………………………………………………………………………………………………………………………………………………………………………………………………………………………………………………………………………………………………………………………</w:t>
+        <w:t>…………………………………………………………………………………………………</w:t>
+      </w:r>
+      <w:r>
+        <w:rPr>
+          <w:rFonts w:ascii="Times New Roman" w:hAnsi="Times New Roman"/>
+          <w:sz w:val="24"/>
+          <w:szCs w:val="26"/>
+        </w:rPr>
+        <w:t>..</w:t>
+      </w:r>
+      <w:r>
+        <w:rPr>
+          <w:rFonts w:ascii="Times New Roman" w:hAnsi="Times New Roman"/>
+          <w:sz w:val="24"/>
+          <w:szCs w:val="26"/>
+        </w:rPr>
+        <w:t>…………………………………………………………………………………………………</w:t>
+      </w:r>
+      <w:r>
+        <w:rPr>
+          <w:rFonts w:ascii="Times New Roman" w:hAnsi="Times New Roman"/>
+          <w:sz w:val="24"/>
+          <w:szCs w:val="26"/>
+        </w:rPr>
+        <w:t>..</w:t>
+      </w:r>
+      <w:r>
+        <w:rPr>
+          <w:rFonts w:ascii="Times New Roman" w:hAnsi="Times New Roman"/>
+          <w:sz w:val="24"/>
+          <w:szCs w:val="26"/>
+        </w:rPr>
+        <w:t>…………………………………………………………………………………………………</w:t>
+      </w:r>
+      <w:r>
+        <w:rPr>
+          <w:rFonts w:ascii="Times New Roman" w:hAnsi="Times New Roman"/>
+          <w:sz w:val="24"/>
+          <w:szCs w:val="26"/>
+        </w:rPr>
+        <w:t>..</w:t>
+      </w:r>
+      <w:r>
+        <w:rPr>
+          <w:rFonts w:ascii="Times New Roman" w:hAnsi="Times New Roman"/>
+          <w:sz w:val="24"/>
+          <w:szCs w:val="26"/>
+        </w:rPr>
+        <w:t>………………………………………………………………………………………</w:t>
+      </w:r>
+      <w:r>
+        <w:rPr>
+          <w:rFonts w:ascii="Times New Roman" w:hAnsi="Times New Roman"/>
+          <w:sz w:val="24"/>
+          <w:szCs w:val="26"/>
+        </w:rPr>
+        <w:t>…………..</w:t>
       </w:r>
     </w:p>
     <w:p>
@@ -2074,15 +2125,13 @@
       <w:pPr>
         <w:rPr>
           <w:rFonts w:ascii="Times New Roman" w:hAnsi="Times New Roman"/>
-          <w:b/>
-          <w:sz w:val="24"/>
-          <w:szCs w:val="26"/>
-        </w:rPr>
-      </w:pPr>
-      <w:r>
-        <w:rPr>
-          <w:rFonts w:ascii="Times New Roman" w:hAnsi="Times New Roman"/>
-          <w:b/>
+          <w:sz w:val="24"/>
+          <w:szCs w:val="26"/>
+        </w:rPr>
+      </w:pPr>
+      <w:r>
+        <w:rPr>
+          <w:rFonts w:ascii="Times New Roman" w:hAnsi="Times New Roman"/>
           <w:sz w:val="24"/>
           <w:szCs w:val="26"/>
         </w:rPr>
@@ -2472,13 +2521,13 @@
         <mc:AlternateContent>
           <mc:Choice Requires="wps">
             <w:drawing>
-              <wp:anchor distT="0" distB="0" distL="114300" distR="114300" simplePos="0" relativeHeight="251687936" behindDoc="0" locked="0" layoutInCell="1" allowOverlap="1" wp14:anchorId="1B56DD90" wp14:editId="6E7E96EE">
+              <wp:anchor distT="0" distB="0" distL="114300" distR="114300" simplePos="0" relativeHeight="251687936" behindDoc="0" locked="0" layoutInCell="1" allowOverlap="1" wp14:anchorId="020F70F6" wp14:editId="256D51DB">
                 <wp:simplePos x="0" y="0"/>
                 <wp:positionH relativeFrom="margin">
-                  <wp:posOffset>3378380</wp:posOffset>
+                  <wp:posOffset>3584685</wp:posOffset>
                 </wp:positionH>
                 <wp:positionV relativeFrom="paragraph">
-                  <wp:posOffset>13970</wp:posOffset>
+                  <wp:posOffset>5715</wp:posOffset>
                 </wp:positionV>
                 <wp:extent cx="146649" cy="120542"/>
                 <wp:effectExtent l="0" t="0" r="25400" b="13335"/>
@@ -2562,7 +2611,7 @@
           </mc:Choice>
           <mc:Fallback>
             <w:pict>
-              <v:rect w14:anchorId="1B56DD90" id="Rectangle 21" o:spid="_x0000_s1034" style="position:absolute;margin-left:266pt;margin-top:1.1pt;width:11.55pt;height:9.5pt;z-index:251687936;visibility:visible;mso-wrap-style:square;mso-width-percent:0;mso-height-percent:0;mso-wrap-distance-left:9pt;mso-wrap-distance-top:0;mso-wrap-distance-right:9pt;mso-wrap-distance-bottom:0;mso-position-horizontal:absolute;mso-position-horizontal-relative:margin;mso-position-vertical:absolute;mso-position-vertical-relative:text;mso-width-percent:0;mso-height-percent:0;mso-width-relative:margin;mso-height-relative:margin;v-text-anchor:middle" o:gfxdata="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" fillcolor="white [3201]" strokecolor="black [3213]" strokeweight="2pt">
+              <v:rect w14:anchorId="020F70F6" id="Rectangle 21" o:spid="_x0000_s1034" style="position:absolute;margin-left:282.25pt;margin-top:.45pt;width:11.55pt;height:9.5pt;z-index:251687936;visibility:visible;mso-wrap-style:square;mso-width-percent:0;mso-height-percent:0;mso-wrap-distance-left:9pt;mso-wrap-distance-top:0;mso-wrap-distance-right:9pt;mso-wrap-distance-bottom:0;mso-position-horizontal:absolute;mso-position-horizontal-relative:margin;mso-position-vertical:absolute;mso-position-vertical-relative:text;mso-width-percent:0;mso-height-percent:0;mso-width-relative:margin;mso-height-relative:margin;v-text-anchor:middle" o:gfxdata="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" fillcolor="white [3201]" strokecolor="black [3213]" strokeweight="2pt">
                 <v:textbox>
                   <w:txbxContent>
                     <w:p>
@@ -2604,13 +2653,13 @@
         <mc:AlternateContent>
           <mc:Choice Requires="wps">
             <w:drawing>
-              <wp:anchor distT="0" distB="0" distL="114300" distR="114300" simplePos="0" relativeHeight="251683840" behindDoc="0" locked="0" layoutInCell="1" allowOverlap="1" wp14:anchorId="31426180" wp14:editId="5AA33022">
+              <wp:anchor distT="0" distB="0" distL="114300" distR="114300" simplePos="0" relativeHeight="251683840" behindDoc="0" locked="0" layoutInCell="1" allowOverlap="1" wp14:anchorId="5E10E076" wp14:editId="487FF48B">
                 <wp:simplePos x="0" y="0"/>
                 <wp:positionH relativeFrom="margin">
-                  <wp:posOffset>1816818</wp:posOffset>
+                  <wp:posOffset>2126174</wp:posOffset>
                 </wp:positionH>
                 <wp:positionV relativeFrom="paragraph">
-                  <wp:posOffset>21842</wp:posOffset>
+                  <wp:posOffset>20651</wp:posOffset>
                 </wp:positionV>
                 <wp:extent cx="146649" cy="120542"/>
                 <wp:effectExtent l="0" t="0" r="25400" b="13335"/>
@@ -2694,7 +2743,7 @@
           </mc:Choice>
           <mc:Fallback>
             <w:pict>
-              <v:rect w14:anchorId="31426180" id="Rectangle 18" o:spid="_x0000_s1035" style="position:absolute;margin-left:143.05pt;margin-top:1.7pt;width:11.55pt;height:9.5pt;z-index:251683840;visibility:visible;mso-wrap-style:square;mso-width-percent:0;mso-height-percent:0;mso-wrap-distance-left:9pt;mso-wrap-distance-top:0;mso-wrap-distance-right:9pt;mso-wrap-distance-bottom:0;mso-position-horizontal:absolute;mso-position-horizontal-relative:margin;mso-position-vertical:absolute;mso-position-vertical-relative:text;mso-width-percent:0;mso-height-percent:0;mso-width-relative:margin;mso-height-relative:margin;v-text-anchor:middle" o:gfxdata="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" fillcolor="white [3201]" strokecolor="black [3213]" strokeweight="2pt">
+              <v:rect w14:anchorId="5E10E076" id="Rectangle 18" o:spid="_x0000_s1035" style="position:absolute;margin-left:167.4pt;margin-top:1.65pt;width:11.55pt;height:9.5pt;z-index:251683840;visibility:visible;mso-wrap-style:square;mso-width-percent:0;mso-height-percent:0;mso-wrap-distance-left:9pt;mso-wrap-distance-top:0;mso-wrap-distance-right:9pt;mso-wrap-distance-bottom:0;mso-position-horizontal:absolute;mso-position-horizontal-relative:margin;mso-position-vertical:absolute;mso-position-vertical-relative:text;mso-width-percent:0;mso-height-percent:0;mso-width-relative:margin;mso-height-relative:margin;v-text-anchor:middle" o:gfxdata="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" fillcolor="white [3201]" strokecolor="black [3213]" strokeweight="2pt">
                 <v:textbox>
                   <w:txbxContent>
                     <w:p>
@@ -2736,7 +2785,139 @@
         <mc:AlternateContent>
           <mc:Choice Requires="wps">
             <w:drawing>
-              <wp:anchor distT="0" distB="0" distL="114300" distR="114300" simplePos="0" relativeHeight="251682816" behindDoc="0" locked="0" layoutInCell="1" allowOverlap="1" wp14:anchorId="3339F96B" wp14:editId="52224C8C">
+              <wp:anchor distT="0" distB="0" distL="114300" distR="114300" simplePos="0" relativeHeight="251685888" behindDoc="0" locked="0" layoutInCell="1" allowOverlap="1" wp14:anchorId="6FD564FD" wp14:editId="68903EB6">
+                <wp:simplePos x="0" y="0"/>
+                <wp:positionH relativeFrom="margin">
+                  <wp:align>left</wp:align>
+                </wp:positionH>
+                <wp:positionV relativeFrom="paragraph">
+                  <wp:posOffset>7620</wp:posOffset>
+                </wp:positionV>
+                <wp:extent cx="146050" cy="120015"/>
+                <wp:effectExtent l="0" t="0" r="25400" b="13335"/>
+                <wp:wrapNone/>
+                <wp:docPr id="20" name="Rectangle 20"/>
+                <wp:cNvGraphicFramePr/>
+                <a:graphic xmlns:a="http://schemas.openxmlformats.org/drawingml/2006/main">
+                  <a:graphicData uri="http://schemas.microsoft.com/office/word/2010/wordprocessingShape">
+                    <wps:wsp>
+                      <wps:cNvSpPr/>
+                      <wps:spPr>
+                        <a:xfrm>
+                          <a:off x="0" y="0"/>
+                          <a:ext cx="146050" cy="120015"/>
+                        </a:xfrm>
+                        <a:prstGeom prst="rect">
+                          <a:avLst/>
+                        </a:prstGeom>
+                        <a:ln>
+                          <a:solidFill>
+                            <a:schemeClr val="tx1"/>
+                          </a:solidFill>
+                        </a:ln>
+                      </wps:spPr>
+                      <wps:style>
+                        <a:lnRef idx="2">
+                          <a:schemeClr val="accent6"/>
+                        </a:lnRef>
+                        <a:fillRef idx="1">
+                          <a:schemeClr val="lt1"/>
+                        </a:fillRef>
+                        <a:effectRef idx="0">
+                          <a:schemeClr val="accent6"/>
+                        </a:effectRef>
+                        <a:fontRef idx="minor">
+                          <a:schemeClr val="dk1"/>
+                        </a:fontRef>
+                      </wps:style>
+                      <wps:txbx>
+                        <w:txbxContent>
+                          <w:p>
+                            <w:pPr>
+                              <w:jc w:val="center"/>
+                            </w:pPr>
+                            <w:r>
+                              <w:t xml:space="preserve">   </w:t>
+                            </w:r>
+                          </w:p>
+                          <w:p>
+                            <w:pPr>
+                              <w:jc w:val="center"/>
+                            </w:pPr>
+                            <w:r>
+                              <w:t xml:space="preserve">   </w:t>
+                            </w:r>
+                          </w:p>
+                          <w:p>
+                            <w:pPr>
+                              <w:jc w:val="center"/>
+                            </w:pPr>
+                          </w:p>
+                        </w:txbxContent>
+                      </wps:txbx>
+                      <wps:bodyPr rot="0" spcFirstLastPara="0" vertOverflow="overflow" horzOverflow="overflow" vert="horz" wrap="square" lIns="91440" tIns="45720" rIns="91440" bIns="45720" numCol="1" spcCol="0" rtlCol="0" fromWordArt="0" anchor="ctr" anchorCtr="0" forceAA="0" compatLnSpc="1">
+                        <a:prstTxWarp prst="textNoShape">
+                          <a:avLst/>
+                        </a:prstTxWarp>
+                        <a:noAutofit/>
+                      </wps:bodyPr>
+                    </wps:wsp>
+                  </a:graphicData>
+                </a:graphic>
+                <wp14:sizeRelH relativeFrom="margin">
+                  <wp14:pctWidth>0</wp14:pctWidth>
+                </wp14:sizeRelH>
+                <wp14:sizeRelV relativeFrom="margin">
+                  <wp14:pctHeight>0</wp14:pctHeight>
+                </wp14:sizeRelV>
+              </wp:anchor>
+            </w:drawing>
+          </mc:Choice>
+          <mc:Fallback>
+            <w:pict>
+              <v:rect w14:anchorId="6FD564FD" id="Rectangle 20" o:spid="_x0000_s1036" style="position:absolute;margin-left:0;margin-top:.6pt;width:11.5pt;height:9.45pt;z-index:251685888;visibility:visible;mso-wrap-style:square;mso-width-percent:0;mso-height-percent:0;mso-wrap-distance-left:9pt;mso-wrap-distance-top:0;mso-wrap-distance-right:9pt;mso-wrap-distance-bottom:0;mso-position-horizontal:left;mso-position-horizontal-relative:margin;mso-position-vertical:absolute;mso-position-vertical-relative:text;mso-width-percent:0;mso-height-percent:0;mso-width-relative:margin;mso-height-relative:margin;v-text-anchor:middle" o:gfxdata="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" fillcolor="white [3201]" strokecolor="black [3213]" strokeweight="2pt">
+                <v:textbox>
+                  <w:txbxContent>
+                    <w:p>
+                      <w:pPr>
+                        <w:jc w:val="center"/>
+                      </w:pPr>
+                      <w:r>
+                        <w:t xml:space="preserve">   </w:t>
+                      </w:r>
+                    </w:p>
+                    <w:p>
+                      <w:pPr>
+                        <w:jc w:val="center"/>
+                      </w:pPr>
+                      <w:r>
+                        <w:t xml:space="preserve">   </w:t>
+                      </w:r>
+                    </w:p>
+                    <w:p>
+                      <w:pPr>
+                        <w:jc w:val="center"/>
+                      </w:pPr>
+                    </w:p>
+                  </w:txbxContent>
+                </v:textbox>
+                <w10:wrap anchorx="margin"/>
+              </v:rect>
+            </w:pict>
+          </mc:Fallback>
+        </mc:AlternateContent>
+      </w:r>
+      <w:r>
+        <w:rPr>
+          <w:rFonts w:ascii="Times New Roman" w:hAnsi="Times New Roman"/>
+          <w:noProof/>
+          <w:sz w:val="24"/>
+          <w:szCs w:val="26"/>
+        </w:rPr>
+        <mc:AlternateContent>
+          <mc:Choice Requires="wps">
+            <w:drawing>
+              <wp:anchor distT="0" distB="0" distL="114300" distR="114300" simplePos="0" relativeHeight="251682816" behindDoc="0" locked="0" layoutInCell="1" allowOverlap="1" wp14:anchorId="5E45C30F" wp14:editId="3558EC05">
                 <wp:simplePos x="0" y="0"/>
                 <wp:positionH relativeFrom="margin">
                   <wp:align>left</wp:align>
@@ -2865,165 +3046,60 @@
           <w:sz w:val="24"/>
           <w:szCs w:val="26"/>
         </w:rPr>
-        <w:t xml:space="preserve">     </w:t>
-      </w:r>
-      <w:r>
-        <w:rPr>
-          <w:rFonts w:ascii="Times New Roman" w:hAnsi="Times New Roman"/>
-          <w:sz w:val="24"/>
-          <w:szCs w:val="26"/>
-        </w:rPr>
-        <w:t>Không có tranh chấp</w:t>
-      </w:r>
-      <w:r>
-        <w:rPr>
-          <w:rFonts w:ascii="Times New Roman" w:hAnsi="Times New Roman"/>
-          <w:noProof/>
-          <w:sz w:val="24"/>
-          <w:szCs w:val="26"/>
-        </w:rPr>
-        <w:t xml:space="preserve">               Thu hồi nợ gốc. </w:t>
-      </w:r>
-      <w:r>
-        <w:rPr>
-          <w:rFonts w:ascii="Times New Roman" w:hAnsi="Times New Roman"/>
-          <w:noProof/>
-          <w:sz w:val="24"/>
-          <w:szCs w:val="26"/>
-        </w:rPr>
-        <mc:AlternateContent>
-          <mc:Choice Requires="wps">
-            <w:drawing>
-              <wp:anchor distT="0" distB="0" distL="114300" distR="114300" simplePos="0" relativeHeight="251685888" behindDoc="0" locked="0" layoutInCell="1" allowOverlap="1" wp14:anchorId="08DF6610" wp14:editId="7D5B270F">
-                <wp:simplePos x="0" y="0"/>
-                <wp:positionH relativeFrom="margin">
-                  <wp:posOffset>0</wp:posOffset>
-                </wp:positionH>
-                <wp:positionV relativeFrom="paragraph">
-                  <wp:posOffset>0</wp:posOffset>
-                </wp:positionV>
-                <wp:extent cx="146649" cy="120542"/>
-                <wp:effectExtent l="0" t="0" r="25400" b="13335"/>
-                <wp:wrapNone/>
-                <wp:docPr id="20" name="Rectangle 20"/>
-                <wp:cNvGraphicFramePr/>
-                <a:graphic xmlns:a="http://schemas.openxmlformats.org/drawingml/2006/main">
-                  <a:graphicData uri="http://schemas.microsoft.com/office/word/2010/wordprocessingShape">
-                    <wps:wsp>
-                      <wps:cNvSpPr/>
-                      <wps:spPr>
-                        <a:xfrm>
-                          <a:off x="0" y="0"/>
-                          <a:ext cx="146649" cy="120542"/>
-                        </a:xfrm>
-                        <a:prstGeom prst="rect">
-                          <a:avLst/>
-                        </a:prstGeom>
-                        <a:ln>
-                          <a:solidFill>
-                            <a:schemeClr val="tx1"/>
-                          </a:solidFill>
-                        </a:ln>
-                      </wps:spPr>
-                      <wps:style>
-                        <a:lnRef idx="2">
-                          <a:schemeClr val="accent6"/>
-                        </a:lnRef>
-                        <a:fillRef idx="1">
-                          <a:schemeClr val="lt1"/>
-                        </a:fillRef>
-                        <a:effectRef idx="0">
-                          <a:schemeClr val="accent6"/>
-                        </a:effectRef>
-                        <a:fontRef idx="minor">
-                          <a:schemeClr val="dk1"/>
-                        </a:fontRef>
-                      </wps:style>
-                      <wps:txbx>
-                        <w:txbxContent>
-                          <w:p>
-                            <w:pPr>
-                              <w:jc w:val="center"/>
-                            </w:pPr>
-                            <w:r>
-                              <w:t xml:space="preserve">   </w:t>
-                            </w:r>
-                          </w:p>
-                          <w:p>
-                            <w:pPr>
-                              <w:jc w:val="center"/>
-                            </w:pPr>
-                            <w:r>
-                              <w:t xml:space="preserve">   </w:t>
-                            </w:r>
-                          </w:p>
-                          <w:p>
-                            <w:pPr>
-                              <w:jc w:val="center"/>
-                            </w:pPr>
-                          </w:p>
-                        </w:txbxContent>
-                      </wps:txbx>
-                      <wps:bodyPr rot="0" spcFirstLastPara="0" vertOverflow="overflow" horzOverflow="overflow" vert="horz" wrap="square" lIns="91440" tIns="45720" rIns="91440" bIns="45720" numCol="1" spcCol="0" rtlCol="0" fromWordArt="0" anchor="ctr" anchorCtr="0" forceAA="0" compatLnSpc="1">
-                        <a:prstTxWarp prst="textNoShape">
-                          <a:avLst/>
-                        </a:prstTxWarp>
-                        <a:noAutofit/>
-                      </wps:bodyPr>
-                    </wps:wsp>
-                  </a:graphicData>
-                </a:graphic>
-                <wp14:sizeRelH relativeFrom="margin">
-                  <wp14:pctWidth>0</wp14:pctWidth>
-                </wp14:sizeRelH>
-                <wp14:sizeRelV relativeFrom="margin">
-                  <wp14:pctHeight>0</wp14:pctHeight>
-                </wp14:sizeRelV>
-              </wp:anchor>
-            </w:drawing>
-          </mc:Choice>
-          <mc:Fallback>
-            <w:pict>
-              <v:rect w14:anchorId="08DF6610" id="Rectangle 20" o:spid="_x0000_s1037" style="position:absolute;margin-left:0;margin-top:0;width:11.55pt;height:9.5pt;z-index:251685888;visibility:visible;mso-wrap-style:square;mso-width-percent:0;mso-height-percent:0;mso-wrap-distance-left:9pt;mso-wrap-distance-top:0;mso-wrap-distance-right:9pt;mso-wrap-distance-bottom:0;mso-position-horizontal:absolute;mso-position-horizontal-relative:margin;mso-position-vertical:absolute;mso-position-vertical-relative:text;mso-width-percent:0;mso-height-percent:0;mso-width-relative:margin;mso-height-relative:margin;v-text-anchor:middle" o:gfxdata="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" fillcolor="white [3201]" strokecolor="black [3213]" strokeweight="2pt">
-                <v:textbox>
-                  <w:txbxContent>
-                    <w:p>
-                      <w:pPr>
-                        <w:jc w:val="center"/>
-                      </w:pPr>
-                      <w:r>
-                        <w:t xml:space="preserve">   </w:t>
-                      </w:r>
-                    </w:p>
-                    <w:p>
-                      <w:pPr>
-                        <w:jc w:val="center"/>
-                      </w:pPr>
-                      <w:r>
-                        <w:t xml:space="preserve">   </w:t>
-                      </w:r>
-                    </w:p>
-                    <w:p>
-                      <w:pPr>
-                        <w:jc w:val="center"/>
-                      </w:pPr>
-                    </w:p>
-                  </w:txbxContent>
-                </v:textbox>
-                <w10:wrap anchorx="margin"/>
-              </v:rect>
-            </w:pict>
-          </mc:Fallback>
-        </mc:AlternateContent>
-      </w:r>
-      <w:r>
-        <w:rPr>
-          <w:rFonts w:ascii="Times New Roman" w:hAnsi="Times New Roman"/>
-          <w:noProof/>
-          <w:sz w:val="24"/>
-          <w:szCs w:val="26"/>
-        </w:rPr>
-        <w:t xml:space="preserve">              Ý kiến khác: …………………</w:t>
+        <w:t xml:space="preserve">    </w:t>
+      </w:r>
+      <w:r>
+        <w:rPr>
+          <w:rFonts w:ascii="Times New Roman" w:hAnsi="Times New Roman"/>
+          <w:sz w:val="24"/>
+          <w:szCs w:val="26"/>
+        </w:rPr>
+        <w:t xml:space="preserve"> Cho vay hết hạn hợp đồng          </w:t>
+      </w:r>
+      <w:r>
+        <w:rPr>
+          <w:rFonts w:ascii="Times New Roman" w:hAnsi="Times New Roman"/>
+          <w:noProof/>
+          <w:sz w:val="24"/>
+          <w:szCs w:val="26"/>
+        </w:rPr>
+        <w:t xml:space="preserve">    </w:t>
+      </w:r>
+      <w:r>
+        <w:rPr>
+          <w:rFonts w:ascii="Times New Roman" w:hAnsi="Times New Roman"/>
+          <w:noProof/>
+          <w:sz w:val="24"/>
+          <w:szCs w:val="26"/>
+        </w:rPr>
+        <w:t xml:space="preserve">Thu hồi nợ gốc. </w:t>
+      </w:r>
+      <w:r>
+        <w:rPr>
+          <w:rFonts w:ascii="Times New Roman" w:hAnsi="Times New Roman"/>
+          <w:noProof/>
+          <w:sz w:val="24"/>
+          <w:szCs w:val="26"/>
+        </w:rPr>
+        <w:t xml:space="preserve">           </w:t>
+      </w:r>
+      <w:r>
+        <w:rPr>
+          <w:rFonts w:ascii="Times New Roman" w:hAnsi="Times New Roman"/>
+          <w:noProof/>
+          <w:sz w:val="24"/>
+          <w:szCs w:val="26"/>
+        </w:rPr>
+        <w:t xml:space="preserve">Ý kiến khác: </w:t>
+      </w:r>
+      <w:r>
+        <w:rPr>
+          <w:rFonts w:ascii="Times New Roman" w:hAnsi="Times New Roman"/>
+          <w:noProof/>
+          <w:sz w:val="24"/>
+          <w:szCs w:val="26"/>
+        </w:rPr>
+        <w:t>…………………</w:t>
       </w:r>
     </w:p>
     <w:p>
@@ -3133,7 +3209,7 @@
           <w:sz w:val="24"/>
           <w:szCs w:val="26"/>
         </w:rPr>
-        <w:t xml:space="preserve">                 </w:t>
+        <w:t xml:space="preserve">              </w:t>
       </w:r>
       <w:r>
         <w:rPr>
@@ -3265,7 +3341,37 @@
           <w:sz w:val="24"/>
           <w:szCs w:val="26"/>
         </w:rPr>
-        <w:t xml:space="preserve">                                                         </w:t>
+        <w:t xml:space="preserve">                         </w:t>
+      </w:r>
+      <w:r>
+        <w:rPr>
+          <w:rFonts w:ascii="Times New Roman" w:hAnsi="Times New Roman"/>
+          <w:i/>
+          <w:noProof/>
+          <w:sz w:val="24"/>
+          <w:szCs w:val="26"/>
+        </w:rPr>
+        <w:t xml:space="preserve">                          </w:t>
+      </w:r>
+      <w:r>
+        <w:rPr>
+          <w:rFonts w:ascii="Times New Roman" w:hAnsi="Times New Roman"/>
+          <w:i/>
+          <w:noProof/>
+          <w:sz w:val="24"/>
+          <w:szCs w:val="26"/>
+        </w:rPr>
+        <w:t xml:space="preserve">     </w:t>
+      </w:r>
+      <w:r>
+        <w:rPr>
+          <w:rFonts w:ascii="Times New Roman" w:hAnsi="Times New Roman"/>
+          <w:i/>
+          <w:noProof/>
+          <w:sz w:val="24"/>
+          <w:szCs w:val="26"/>
+        </w:rPr>
+        <w:t xml:space="preserve">  </w:t>
       </w:r>
       <w:bookmarkStart w:id="0" w:name="_GoBack"/>
       <w:bookmarkEnd w:id="0"/>
@@ -3275,32 +3381,9 @@
           <w:b/>
           <w:i/>
           <w:noProof/>
-          <w:sz w:val="24"/>
-          <w:szCs w:val="26"/>
-        </w:rPr>
-        <w:t>{{canBoTD</w:t>
-      </w:r>
-      <w:r>
-        <w:rPr>
-          <w:rFonts w:ascii="Times New Roman" w:hAnsi="Times New Roman"/>
-          <w:b/>
-          <w:i/>
-          <w:noProof/>
-          <w:sz w:val="24"/>
-          <w:szCs w:val="26"/>
-        </w:rPr>
-        <w:t>VT</w:t>
-      </w:r>
-      <w:r>
-        <w:rPr>
-          <w:rFonts w:ascii="Times New Roman" w:hAnsi="Times New Roman"/>
-          <w:b/>
-          <w:i/>
-          <w:noProof/>
-          <w:sz w:val="24"/>
-          <w:szCs w:val="26"/>
-        </w:rPr>
-        <w:t>}}</w:t>
+          <w:szCs w:val="26"/>
+        </w:rPr>
+        <w:t>{{canBoTDVT}}</w:t>
       </w:r>
     </w:p>
     <w:sectPr>

--- a/src/main/resources/templates/BienBanKiemTraSauKhiChoVay.docx
+++ b/src/main/resources/templates/BienBanKiemTraSauKhiChoVay.docx
@@ -310,21 +310,6 @@
           <w:rFonts w:ascii="Times New Roman" w:hAnsi="Times New Roman"/>
           <w:sz w:val="24"/>
         </w:rPr>
-        <w:t>- Hộ khẩu thường trú: {{ttkh}}</w:t>
-      </w:r>
-    </w:p>
-    <w:p>
-      <w:pPr>
-        <w:rPr>
-          <w:rFonts w:ascii="Times New Roman" w:hAnsi="Times New Roman"/>
-          <w:sz w:val="24"/>
-        </w:rPr>
-      </w:pPr>
-      <w:r>
-        <w:rPr>
-          <w:rFonts w:ascii="Times New Roman" w:hAnsi="Times New Roman"/>
-          <w:sz w:val="24"/>
-        </w:rPr>
         <w:t>- Số CC/CCCD: {{cccdkh}}</w:t>
       </w:r>
       <w:r>
@@ -368,6 +353,28 @@
       <w:pPr>
         <w:rPr>
           <w:rFonts w:ascii="Times New Roman" w:hAnsi="Times New Roman"/>
+          <w:sz w:val="24"/>
+        </w:rPr>
+      </w:pPr>
+      <w:r>
+        <w:rPr>
+          <w:rFonts w:ascii="Times New Roman" w:hAnsi="Times New Roman"/>
+          <w:sz w:val="24"/>
+        </w:rPr>
+        <w:t>- Địa chỉ</w:t>
+      </w:r>
+      <w:r>
+        <w:rPr>
+          <w:rFonts w:ascii="Times New Roman" w:hAnsi="Times New Roman"/>
+          <w:sz w:val="24"/>
+        </w:rPr>
+        <w:t xml:space="preserve"> thường trú: {{ttkh}}</w:t>
+      </w:r>
+    </w:p>
+    <w:p>
+      <w:pPr>
+        <w:rPr>
+          <w:rFonts w:ascii="Times New Roman" w:hAnsi="Times New Roman"/>
           <w:b/>
           <w:sz w:val="24"/>
           <w:szCs w:val="26"/>
@@ -440,23 +447,6 @@
           <w:sz w:val="24"/>
           <w:szCs w:val="26"/>
         </w:rPr>
-        <w:t>- Hộ khẩu thường trú: {{ttnt}}</w:t>
-      </w:r>
-    </w:p>
-    <w:p>
-      <w:pPr>
-        <w:rPr>
-          <w:rFonts w:ascii="Times New Roman" w:hAnsi="Times New Roman"/>
-          <w:sz w:val="24"/>
-          <w:szCs w:val="26"/>
-        </w:rPr>
-      </w:pPr>
-      <w:r>
-        <w:rPr>
-          <w:rFonts w:ascii="Times New Roman" w:hAnsi="Times New Roman"/>
-          <w:sz w:val="24"/>
-          <w:szCs w:val="26"/>
-        </w:rPr>
         <w:t>- Số CC/CCCD: {{cccdnt}}</w:t>
       </w:r>
       <w:r>
@@ -490,6 +480,31 @@
           <w:szCs w:val="26"/>
         </w:rPr>
         <w:t>Nơi cấp: {{nccccdnt}}</w:t>
+      </w:r>
+    </w:p>
+    <w:p>
+      <w:pPr>
+        <w:rPr>
+          <w:rFonts w:ascii="Times New Roman" w:hAnsi="Times New Roman"/>
+          <w:sz w:val="24"/>
+          <w:szCs w:val="26"/>
+        </w:rPr>
+      </w:pPr>
+      <w:r>
+        <w:rPr>
+          <w:rFonts w:ascii="Times New Roman" w:hAnsi="Times New Roman"/>
+          <w:sz w:val="24"/>
+          <w:szCs w:val="26"/>
+        </w:rPr>
+        <w:t>- Địa chỉ</w:t>
+      </w:r>
+      <w:r>
+        <w:rPr>
+          <w:rFonts w:ascii="Times New Roman" w:hAnsi="Times New Roman"/>
+          <w:sz w:val="24"/>
+          <w:szCs w:val="26"/>
+        </w:rPr>
+        <w:t xml:space="preserve"> thường trú: {{ttnt}}</w:t>
       </w:r>
     </w:p>
     <w:p>
@@ -3260,7 +3275,7 @@
           <w:sz w:val="24"/>
           <w:szCs w:val="26"/>
         </w:rPr>
-        <w:t>(ký, ghi rõ họ tên)</w:t>
+        <w:t>(K</w:t>
       </w:r>
       <w:r>
         <w:rPr>
@@ -3270,6 +3285,16 @@
           <w:sz w:val="24"/>
           <w:szCs w:val="26"/>
         </w:rPr>
+        <w:t>ý, ghi rõ họ tên)</w:t>
+      </w:r>
+      <w:r>
+        <w:rPr>
+          <w:rFonts w:ascii="Times New Roman" w:hAnsi="Times New Roman"/>
+          <w:i/>
+          <w:noProof/>
+          <w:sz w:val="24"/>
+          <w:szCs w:val="26"/>
+        </w:rPr>
         <w:tab/>
       </w:r>
       <w:r>
@@ -3280,7 +3305,7 @@
           <w:sz w:val="24"/>
           <w:szCs w:val="26"/>
         </w:rPr>
-        <w:t xml:space="preserve"> </w:t>
+        <w:t>(K</w:t>
       </w:r>
       <w:r>
         <w:rPr>
@@ -3290,7 +3315,7 @@
           <w:sz w:val="24"/>
           <w:szCs w:val="26"/>
         </w:rPr>
-        <w:t>(ký, ghi rõ họ tên)</w:t>
+        <w:t>ý, ghi rõ họ tên)</w:t>
       </w:r>
     </w:p>
     <w:p>
@@ -3318,16 +3343,17 @@
       <w:pPr>
         <w:rPr>
           <w:rFonts w:ascii="Times New Roman" w:hAnsi="Times New Roman"/>
-          <w:noProof/>
-          <w:sz w:val="24"/>
-          <w:szCs w:val="26"/>
-        </w:rPr>
-      </w:pPr>
-      <w:r>
-        <w:rPr>
-          <w:rFonts w:ascii="Times New Roman" w:hAnsi="Times New Roman"/>
+          <w:b/>
           <w:i/>
           <w:noProof/>
+          <w:szCs w:val="26"/>
+        </w:rPr>
+      </w:pPr>
+      <w:r>
+        <w:rPr>
+          <w:rFonts w:ascii="Times New Roman" w:hAnsi="Times New Roman"/>
+          <w:i/>
+          <w:noProof/>
           <w:sz w:val="24"/>
           <w:szCs w:val="26"/>
         </w:rPr>
@@ -3372,18 +3398,162 @@
           <w:szCs w:val="26"/>
         </w:rPr>
         <w:t xml:space="preserve">  </w:t>
+      </w:r>
+      <w:r>
+        <w:rPr>
+          <w:rFonts w:ascii="Times New Roman" w:hAnsi="Times New Roman"/>
+          <w:b/>
+          <w:i/>
+          <w:noProof/>
+          <w:szCs w:val="26"/>
+        </w:rPr>
+        <w:t>{{canBoTDVT}}</w:t>
+      </w:r>
+    </w:p>
+    <w:p>
+      <w:pPr>
+        <w:rPr>
+          <w:rFonts w:ascii="Times New Roman" w:hAnsi="Times New Roman"/>
+          <w:b/>
+          <w:i/>
+          <w:noProof/>
+          <w:szCs w:val="26"/>
+        </w:rPr>
+      </w:pPr>
+    </w:p>
+    <w:p>
+      <w:pPr>
+        <w:rPr>
+          <w:rFonts w:ascii="Times New Roman" w:hAnsi="Times New Roman"/>
+          <w:b/>
+          <w:noProof/>
+          <w:szCs w:val="26"/>
+        </w:rPr>
+      </w:pPr>
+      <w:r>
+        <w:rPr>
+          <w:rFonts w:ascii="Times New Roman" w:hAnsi="Times New Roman"/>
+          <w:b/>
+          <w:i/>
+          <w:noProof/>
+          <w:szCs w:val="26"/>
+        </w:rPr>
+        <w:t xml:space="preserve">                                                                                                             </w:t>
+      </w:r>
+      <w:r>
+        <w:rPr>
+          <w:rFonts w:ascii="Times New Roman" w:hAnsi="Times New Roman"/>
+          <w:b/>
+          <w:noProof/>
+          <w:szCs w:val="26"/>
+        </w:rPr>
+        <w:t>Trưởng phòng</w:t>
+      </w:r>
+    </w:p>
+    <w:p>
+      <w:pPr>
+        <w:rPr>
+          <w:rFonts w:ascii="Times New Roman" w:hAnsi="Times New Roman"/>
+          <w:i/>
+          <w:noProof/>
+          <w:sz w:val="24"/>
+          <w:szCs w:val="26"/>
+        </w:rPr>
+      </w:pPr>
+      <w:r>
+        <w:rPr>
+          <w:rFonts w:ascii="Times New Roman" w:hAnsi="Times New Roman"/>
+          <w:b/>
+          <w:noProof/>
+          <w:szCs w:val="26"/>
+        </w:rPr>
+        <w:t xml:space="preserve">                                                                                                         </w:t>
+      </w:r>
+      <w:r>
+        <w:rPr>
+          <w:rFonts w:ascii="Times New Roman" w:hAnsi="Times New Roman"/>
+          <w:i/>
+          <w:noProof/>
+          <w:sz w:val="24"/>
+          <w:szCs w:val="26"/>
+        </w:rPr>
+        <w:t>(K</w:t>
+      </w:r>
+      <w:r>
+        <w:rPr>
+          <w:rFonts w:ascii="Times New Roman" w:hAnsi="Times New Roman"/>
+          <w:i/>
+          <w:noProof/>
+          <w:sz w:val="24"/>
+          <w:szCs w:val="26"/>
+        </w:rPr>
+        <w:t>ý, ghi rõ họ tên)</w:t>
+      </w:r>
+    </w:p>
+    <w:p>
+      <w:pPr>
+        <w:rPr>
+          <w:rFonts w:ascii="Times New Roman" w:hAnsi="Times New Roman"/>
+          <w:i/>
+          <w:noProof/>
+          <w:sz w:val="24"/>
+          <w:szCs w:val="26"/>
+        </w:rPr>
+      </w:pPr>
+    </w:p>
+    <w:p>
+      <w:pPr>
+        <w:rPr>
+          <w:rFonts w:ascii="Times New Roman" w:hAnsi="Times New Roman"/>
+          <w:i/>
+          <w:noProof/>
+          <w:sz w:val="24"/>
+          <w:szCs w:val="26"/>
+        </w:rPr>
+      </w:pPr>
+    </w:p>
+    <w:p>
+      <w:pPr>
+        <w:rPr>
+          <w:rFonts w:ascii="Times New Roman" w:hAnsi="Times New Roman"/>
+          <w:b/>
+          <w:noProof/>
+          <w:sz w:val="24"/>
+          <w:szCs w:val="26"/>
+        </w:rPr>
+      </w:pPr>
+      <w:r>
+        <w:rPr>
+          <w:rFonts w:ascii="Times New Roman" w:hAnsi="Times New Roman"/>
+          <w:i/>
+          <w:noProof/>
+          <w:sz w:val="24"/>
+          <w:szCs w:val="26"/>
+        </w:rPr>
+        <w:t xml:space="preserve">                                                                                                 </w:t>
       </w:r>
       <w:bookmarkStart w:id="0" w:name="_GoBack"/>
       <w:bookmarkEnd w:id="0"/>
       <w:r>
         <w:rPr>
           <w:rFonts w:ascii="Times New Roman" w:hAnsi="Times New Roman"/>
-          <w:b/>
           <w:i/>
           <w:noProof/>
-          <w:szCs w:val="26"/>
-        </w:rPr>
-        <w:t>{{canBoTDVT}}</w:t>
+          <w:sz w:val="24"/>
+          <w:szCs w:val="26"/>
+        </w:rPr>
+        <w:t xml:space="preserve"> </w:t>
+      </w:r>
+      <w:r>
+        <w:rPr>
+          <w:rFonts w:ascii="Times New Roman" w:hAnsi="Times New Roman"/>
+          <w:b/>
+          <w:i/>
+          <w:noProof/>
+          <w:sz w:val="24"/>
+          <w:szCs w:val="26"/>
+        </w:rPr>
+        <w:t>Vũ Thanh Hải</w:t>
       </w:r>
     </w:p>
     <w:sectPr>

--- a/src/main/resources/templates/BienBanKiemTraSauKhiChoVay.docx
+++ b/src/main/resources/templates/BienBanKiemTraSauKhiChoVay.docx
@@ -3447,7 +3447,7 @@
           <w:noProof/>
           <w:szCs w:val="26"/>
         </w:rPr>
-        <w:t>Trưởng phòng</w:t>
+        <w:t>{{nddpl}}</w:t>
       </w:r>
     </w:p>
     <w:p>
@@ -3530,31 +3530,21 @@
           <w:sz w:val="24"/>
           <w:szCs w:val="26"/>
         </w:rPr>
-        <w:t xml:space="preserve">                                                                                                 </w:t>
+        <w:t xml:space="preserve">                                                                                                  </w:t>
+      </w:r>
+      <w:r>
+        <w:rPr>
+          <w:rFonts w:ascii="Times New Roman" w:hAnsi="Times New Roman"/>
+          <w:b/>
+          <w:i/>
+          <w:noProof/>
+          <w:sz w:val="24"/>
+          <w:szCs w:val="26"/>
+        </w:rPr>
+        <w:t>{{gdpgd}}</w:t>
       </w:r>
       <w:bookmarkStart w:id="0" w:name="_GoBack"/>
       <w:bookmarkEnd w:id="0"/>
-      <w:r>
-        <w:rPr>
-          <w:rFonts w:ascii="Times New Roman" w:hAnsi="Times New Roman"/>
-          <w:i/>
-          <w:noProof/>
-          <w:sz w:val="24"/>
-          <w:szCs w:val="26"/>
-        </w:rPr>
-        <w:t xml:space="preserve"> </w:t>
-      </w:r>
-      <w:r>
-        <w:rPr>
-          <w:rFonts w:ascii="Times New Roman" w:hAnsi="Times New Roman"/>
-          <w:b/>
-          <w:i/>
-          <w:noProof/>
-          <w:sz w:val="24"/>
-          <w:szCs w:val="26"/>
-        </w:rPr>
-        <w:t>Vũ Thanh Hải</w:t>
-      </w:r>
     </w:p>
     <w:sectPr>
       <w:pgSz w:w="11906" w:h="16838" w:code="9"/>

--- a/src/main/resources/templates/BienBanKiemTraSauKhiChoVay.docx
+++ b/src/main/resources/templates/BienBanKiemTraSauKhiChoVay.docx
@@ -10,6 +10,8 @@
           <w:sz w:val="24"/>
         </w:rPr>
       </w:pPr>
+      <w:bookmarkStart w:id="0" w:name="_GoBack"/>
+      <w:bookmarkEnd w:id="0"/>
       <w:r>
         <w:rPr>
           <w:rFonts w:ascii="Times New Roman" w:hAnsi="Times New Roman"/>
@@ -1167,7 +1169,6 @@
           <w:sz w:val="24"/>
           <w:szCs w:val="26"/>
         </w:rPr>
-        <w:lastRenderedPageBreak/>
         <w:t>3. Thực trạng của tài sản đảm bảo tiền vay:</w:t>
       </w:r>
     </w:p>
@@ -1494,6 +1495,7 @@
           <w:sz w:val="24"/>
           <w:szCs w:val="26"/>
         </w:rPr>
+        <w:lastRenderedPageBreak/>
         <mc:AlternateContent>
           <mc:Choice Requires="wps">
             <w:drawing>
@@ -3022,7 +3024,7 @@
           </mc:Choice>
           <mc:Fallback>
             <w:pict>
-              <v:rect w14:anchorId="3339F96B" id="Rectangle 19" o:spid="_x0000_s1036" style="position:absolute;margin-left:0;margin-top:.65pt;width:11.55pt;height:9.5pt;z-index:251682816;visibility:visible;mso-wrap-style:square;mso-width-percent:0;mso-height-percent:0;mso-wrap-distance-left:9pt;mso-wrap-distance-top:0;mso-wrap-distance-right:9pt;mso-wrap-distance-bottom:0;mso-position-horizontal:left;mso-position-horizontal-relative:margin;mso-position-vertical:absolute;mso-position-vertical-relative:text;mso-width-percent:0;mso-height-percent:0;mso-width-relative:margin;mso-height-relative:margin;v-text-anchor:middle" o:gfxdata="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" fillcolor="white [3201]" strokecolor="black [3213]" strokeweight="2pt">
+              <v:rect w14:anchorId="5E45C30F" id="Rectangle 19" o:spid="_x0000_s1037" style="position:absolute;margin-left:0;margin-top:.65pt;width:11.55pt;height:9.5pt;z-index:251682816;visibility:visible;mso-wrap-style:square;mso-width-percent:0;mso-height-percent:0;mso-wrap-distance-left:9pt;mso-wrap-distance-top:0;mso-wrap-distance-right:9pt;mso-wrap-distance-bottom:0;mso-position-horizontal:left;mso-position-horizontal-relative:margin;mso-position-vertical:absolute;mso-position-vertical-relative:text;mso-width-percent:0;mso-height-percent:0;mso-width-relative:margin;mso-height-relative:margin;v-text-anchor:middle" o:gfxdata="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" fillcolor="white [3201]" strokecolor="black [3213]" strokeweight="2pt">
                 <v:textbox>
                   <w:txbxContent>
                     <w:p>
@@ -3543,12 +3545,10 @@
         </w:rPr>
         <w:t>{{gdpgd}}</w:t>
       </w:r>
-      <w:bookmarkStart w:id="0" w:name="_GoBack"/>
-      <w:bookmarkEnd w:id="0"/>
     </w:p>
     <w:sectPr>
       <w:pgSz w:w="11906" w:h="16838" w:code="9"/>
-      <w:pgMar w:top="1440" w:right="1440" w:bottom="1440" w:left="1440" w:header="720" w:footer="720" w:gutter="0"/>
+      <w:pgMar w:top="1134" w:right="1134" w:bottom="1134" w:left="1701" w:header="720" w:footer="720" w:gutter="0"/>
       <w:cols w:space="720"/>
       <w:docGrid w:linePitch="360"/>
     </w:sectPr>

--- a/src/main/resources/templates/BienBanKiemTraSauKhiChoVay.docx
+++ b/src/main/resources/templates/BienBanKiemTraSauKhiChoVay.docx
@@ -10,8 +10,6 @@
           <w:sz w:val="24"/>
         </w:rPr>
       </w:pPr>
-      <w:bookmarkStart w:id="0" w:name="_GoBack"/>
-      <w:bookmarkEnd w:id="0"/>
       <w:r>
         <w:rPr>
           <w:rFonts w:ascii="Times New Roman" w:hAnsi="Times New Roman"/>
@@ -241,14 +239,28 @@
           <w:sz w:val="24"/>
         </w:rPr>
         <w:tab/>
-        <w:t xml:space="preserve">Họ và tên cán bộ kiểm tra: </w:t>
-      </w:r>
-      <w:r>
-        <w:rPr>
-          <w:rFonts w:ascii="Times New Roman" w:hAnsi="Times New Roman"/>
-          <w:sz w:val="24"/>
-        </w:rPr>
-        <w:t>{{canBoTD}} – Cán bộ tín dụng Quỹ tín dụng Nhân Dân Thái Học.</w:t>
+        <w:t>Họ và tên cán bộ kiể</w:t>
+      </w:r>
+      <w:r>
+        <w:rPr>
+          <w:rFonts w:ascii="Times New Roman" w:hAnsi="Times New Roman"/>
+          <w:sz w:val="24"/>
+        </w:rPr>
+        <w:t>m tra: ………………</w:t>
+      </w:r>
+      <w:r>
+        <w:rPr>
+          <w:rFonts w:ascii="Times New Roman" w:hAnsi="Times New Roman"/>
+          <w:sz w:val="24"/>
+        </w:rPr>
+        <w:t>………</w:t>
+      </w:r>
+      <w:r>
+        <w:rPr>
+          <w:rFonts w:ascii="Times New Roman" w:hAnsi="Times New Roman"/>
+          <w:sz w:val="24"/>
+        </w:rPr>
+        <w:t xml:space="preserve"> – Cán bộ tín dụng Quỹ tín dụng Nhân Dân Thái Học.</w:t>
       </w:r>
     </w:p>
     <w:p>
@@ -3401,16 +3413,8 @@
         </w:rPr>
         <w:t xml:space="preserve">  </w:t>
       </w:r>
-      <w:r>
-        <w:rPr>
-          <w:rFonts w:ascii="Times New Roman" w:hAnsi="Times New Roman"/>
-          <w:b/>
-          <w:i/>
-          <w:noProof/>
-          <w:szCs w:val="26"/>
-        </w:rPr>
-        <w:t>{{canBoTDVT}}</w:t>
-      </w:r>
+      <w:bookmarkStart w:id="0" w:name="_GoBack"/>
+      <w:bookmarkEnd w:id="0"/>
     </w:p>
     <w:p>
       <w:pPr>
